--- a/assets/resume/Peter_Agbenyega_Resume.docx
+++ b/assets/resume/Peter_Agbenyega_Resume.docx
@@ -26,7 +26,7 @@
           <w:b/>
           <w:sz w:val="21"/>
         </w:rPr>
-        <w:t>CLOUD / INFRASTRUCTURE / DEVOPS / CYBERSECURITY CANDIDATE</w:t>
+        <w:t>HEALTHCARE CLOUD SECURITY &amp; PURPLE TEAM ENGINEER</w:t>
       </w:r>
     </w:p>
     <w:p>
@@ -38,7 +38,7 @@
         <w:rPr>
           <w:sz w:val="18"/>
         </w:rPr>
-        <w:t>Oneida, NY | 315-941-5498 | peter.cagbenyega@gmail.com</w:t>
+        <w:t>Oneida, New York | 315-316-5855 | peter.cagbenyega@gmail.com</w:t>
         <w:br/>
         <w:t>petercagbenyega.com | github.com/Peter-Agbenyega</w:t>
       </w:r>
@@ -71,7 +71,7 @@
         <w:spacing w:after="30"/>
       </w:pPr>
       <w:r>
-        <w:t>Cloud and cybersecurity graduate student with AWS architecture and security certifications, hands-on infrastructure-as-code and secure delivery projects, and a background in regulated operations and education. Targeting internship or early-career opportunities across cloud engineering, infrastructure, DevOps, systems, platform engineering, and cybersecurity. Comfortable learning quickly, documenting work clearly, and operating within structured technical processes.</w:t>
+        <w:t>Cloud and cybersecurity professional with AWS architecture and security certifications, infrastructure-as-code and secure delivery projects, and experience in regulated human services. Pursuing graduate study in Cloud Computing Systems at UMGC. Developing ethical-hacking, penetration-testing and purple-team skills through authorized training, with a growing focus on healthcare cybersecurity and reliable health IT.</w:t>
       </w:r>
     </w:p>
     <w:p>
@@ -97,7 +97,9 @@
         <w:rPr>
           <w:sz w:val="17"/>
         </w:rPr>
-        <w:t>AWS • Terraform • Infrastructure as Code • Docker • Kubernetes • Linux • GitHub Actions • CI/CD • IAM • Networking • Cloud Security • DevSecOps • Python • Git/GitHub • Security Testing</w:t>
+        <w:t>AWS • Terraform • Infrastructure as Code • Docker • Kubernetes • Linux • GitHub Actions • CI/CD • IAM • Networking • Cloud Security • DevSecOps • Python • Git/GitHub</w:t>
+        <w:br/>
+        <w:t>Developing: ethical hacking, penetration testing and purple teaming in authorized labs.</w:t>
       </w:r>
     </w:p>
     <w:p>
@@ -240,7 +242,7 @@
         <w:rPr>
           <w:sz w:val="18"/>
         </w:rPr>
-        <w:t>Built and deployed a web application using a modern cloud delivery workflow, with structured product flows and production-oriented deployment practices.</w:t>
+        <w:t>Web application project using a modern cloud delivery workflow and structured product flows; production use and adoption require separate evidence.</w:t>
       </w:r>
     </w:p>
     <w:p>
@@ -266,7 +268,7 @@
         <w:rPr>
           <w:sz w:val="17"/>
         </w:rPr>
-        <w:t>AWS Certified Solutions Architect - Associate (SAA-C03) | AWS Certified Solutions Architect - Professional (SAP-C02) | AWS Certified Security - Specialty (SCS-C02)</w:t>
+        <w:t>AWS Certified Solutions Architect - Associate (SAA-C02) | AWS Certified Solutions Architect - Professional (SAP-C02) | AWS Certified Security - Specialty (SCS-C02)</w:t>
       </w:r>
     </w:p>
     <w:p>
@@ -329,13 +331,12 @@
           <w:b/>
           <w:sz w:val="18"/>
         </w:rPr>
-        <w:t>Bachelor's in Basic Education</w:t>
+        <w:t>Bachelor of Education in Basic Education - Mathematics major | University of Education, Winneba</w:t>
       </w:r>
       <w:r>
         <w:rPr>
           <w:sz w:val="18"/>
         </w:rPr>
-        <w:t xml:space="preserve"> | Ghana</w:t>
       </w:r>
     </w:p>
     <w:p>

--- a/assets/resume/Peter_Agbenyega_Resume.docx
+++ b/assets/resume/Peter_Agbenyega_Resume.docx
@@ -71,7 +71,15 @@
         <w:spacing w:after="30"/>
       </w:pPr>
       <w:r>
-        <w:t>Cloud and cybersecurity professional with AWS architecture and security certifications, infrastructure-as-code and secure delivery projects, and experience in regulated human services. Pursuing graduate study in Cloud Computing Systems at UMGC. Developing ethical-hacking, penetration-testing and purple-team skills through authorized training, with a growing focus on healthcare cybersecurity and reliable health IT.</w:t>
+        <w:t>Cloud and security engineer building on AWS, hybrid-cloud infrastructure, Kubernetes, Terraform and DevSecOps foundations. Developing healthcare cybersecurity, threat-emulation and Purple Team skills through HIPAA/ePHI study and authorized labs. Finalizing an M.S. in Cloud Computing Systems, expected December 2026, and pursuing a Graduate Certificate in Cybersecurity Technology at UMGC.</w:t>
+      </w:r>
+    </w:p>
+    <w:p>
+      <w:pPr>
+        <w:spacing w:after="30"/>
+      </w:pPr>
+      <w:r>
+        <w:t>Work authorization: H-1B status; employer sponsorship required. Seeking qualifying cap-exempt or remote U.S. roles. Transfer eligibility and start date require employer counsel review.</w:t>
       </w:r>
     </w:p>
     <w:p>
@@ -86,7 +94,7 @@
           <w:b/>
           <w:sz w:val="19"/>
         </w:rPr>
-        <w:t>TECHNICAL SKILLS</w:t>
+        <w:t>CORE COMPETENCIES</w:t>
       </w:r>
     </w:p>
     <w:p>
@@ -97,9 +105,15 @@
         <w:rPr>
           <w:sz w:val="17"/>
         </w:rPr>
-        <w:t>AWS • Terraform • Infrastructure as Code • Docker • Kubernetes • Linux • GitHub Actions • CI/CD • IAM • Networking • Cloud Security • DevSecOps • Python • Git/GitHub</w:t>
+        <w:t>Healthcare Learning: HIPAA/ePHI protection, healthcare cloud architecture; CPHIMS preparation (not earned; eligibility unverified).</w:t>
         <w:br/>
-        <w:t>Developing: ethical hacking, penetration testing and purple teaming in authorized labs.</w:t>
+        <w:t>Offensive Training: HTB CPTS goal; penetration testing, Nmap, Active Directory and exploit practice in authorized labs.</w:t>
+        <w:br/>
+        <w:t>Defense: AWS security, IAM, Wireshark packet analysis; Linux/Windows hardening and permitted TLS-decryption exercises.</w:t>
+        <w:br/>
+        <w:t>Cloud &amp; Infrastructure: AWS, Proxmox VE, Docker, Kubernetes, Terraform.</w:t>
+        <w:br/>
+        <w:t>DevSecOps &amp; Automation: CI/CD, GitHub Actions, GitLab CI, Python/FastAPI, security scripting, Celery and Parquet.</w:t>
       </w:r>
     </w:p>
     <w:p>
@@ -114,7 +128,7 @@
           <w:b/>
           <w:sz w:val="19"/>
         </w:rPr>
-        <w:t>TECHNICAL PROJECT EXPERIENCE</w:t>
+        <w:t>FEATURED ENGINEERING PROJECTS</w:t>
       </w:r>
     </w:p>
     <w:p>
@@ -126,14 +140,13 @@
           <w:b/>
           <w:sz w:val="19"/>
         </w:rPr>
-        <w:t>Cloud Nexus IAM Least-Privilege Generator</w:t>
+        <w:t>Healthcare-Focused Purple Team and Offensive Security Lab  |  Training / Lab Development</w:t>
       </w:r>
       <w:r>
         <w:rPr>
           <w:i/>
           <w:sz w:val="17"/>
         </w:rPr>
-        <w:t xml:space="preserve">  |  Technical Project</w:t>
       </w:r>
     </w:p>
     <w:p>
@@ -146,7 +159,7 @@
         <w:rPr>
           <w:sz w:val="18"/>
         </w:rPr>
-        <w:t>Designing a security-focused tool to analyze IAM usage patterns and generate safer least-privilege policy recommendations.</w:t>
+        <w:t>Building isolated Proxmox-based practice alongside HTB Academy and ACW360 study. Information Security Fundamentals and the selected Penetration Tester path support the CPTS goal. Developing vulnerability-assessment, Active Directory and Python/Bash skills; no healthcare production deployment claimed.</w:t>
       </w:r>
     </w:p>
     <w:p>
@@ -158,14 +171,13 @@
           <w:b/>
           <w:sz w:val="19"/>
         </w:rPr>
-        <w:t>ClusterShield360 - Kubernetes Security Baseline</w:t>
+        <w:t>Hybrid-Cloud Application Deployment  |  Independent Infrastructure Project</w:t>
       </w:r>
       <w:r>
         <w:rPr>
           <w:i/>
           <w:sz w:val="17"/>
         </w:rPr>
-        <w:t xml:space="preserve">  |  Technical Project</w:t>
       </w:r>
     </w:p>
     <w:p>
@@ -178,7 +190,7 @@
         <w:rPr>
           <w:sz w:val="18"/>
         </w:rPr>
-        <w:t>Built a hardened Kubernetes baseline using parameterized Terraform, namespace RBAC, secrets handling, hardened deployments, ClusterIP services, and network policies.</w:t>
+        <w:t>Developing Vercel/Next.js frontend and Proxmox backend patterns with Python/FastAPI and Docker. Secure reverse proxying, encrypted connectivity, DNS and CORS are integration priorities; end-to-end production readiness remains to be validated.</w:t>
       </w:r>
     </w:p>
     <w:p>
@@ -190,14 +202,13 @@
           <w:b/>
           <w:sz w:val="19"/>
         </w:rPr>
-        <w:t>ResilientOps Cloud Architecture</w:t>
+        <w:t>Network Forensics and DevSecOps Pipeline Hardening  |  Authorized Lab Work</w:t>
       </w:r>
       <w:r>
         <w:rPr>
           <w:i/>
           <w:sz w:val="17"/>
         </w:rPr>
-        <w:t xml:space="preserve">  |  Technical Project</w:t>
       </w:r>
     </w:p>
     <w:p>
@@ -210,7 +221,7 @@
         <w:rPr>
           <w:sz w:val="18"/>
         </w:rPr>
-        <w:t>Developed an AWS infrastructure foundation with Terraform to practice resilient cloud architecture, infrastructure-as-code, and security-aware deployment patterns.</w:t>
+        <w:t>Use Wireshark, network inspection and permitted TLS-decryption exercises to develop detection and hardening skills. Study Linux, AWS VPC controls and GitHub Actions pipeline security.</w:t>
       </w:r>
     </w:p>
     <w:p>
@@ -222,14 +233,13 @@
           <w:b/>
           <w:sz w:val="19"/>
         </w:rPr>
-        <w:t>Cloud Nexus AI Content Engine</w:t>
+        <w:t>Quantitative Data Engines and Python Automation  |  Research Implementation</w:t>
       </w:r>
       <w:r>
         <w:rPr>
           <w:i/>
           <w:sz w:val="17"/>
         </w:rPr>
-        <w:t xml:space="preserve">  |  Technical Project</w:t>
       </w:r>
     </w:p>
     <w:p>
@@ -242,7 +252,7 @@
         <w:rPr>
           <w:sz w:val="18"/>
         </w:rPr>
-        <w:t>Web application project using a modern cloud delivery workflow and structured product flows; production use and adoption require separate evidence.</w:t>
+        <w:t>Forex research code normalizes historical data and implements strategy-confirmation and average-true-range helpers. CASMI code implements Parquet loading, schema checks and spectrum processing. Research and backtesting are separate from live trading, rankings or healthcare deployment.</w:t>
       </w:r>
     </w:p>
     <w:p>
@@ -295,13 +305,12 @@
           <w:b/>
           <w:sz w:val="18"/>
         </w:rPr>
-        <w:t>M.S. Cloud Computing Systems - In Progress</w:t>
+        <w:t>M.S. Cloud Computing Systems - In Progress, Expected December 2026 | UMGC</w:t>
       </w:r>
       <w:r>
         <w:rPr>
           <w:sz w:val="18"/>
         </w:rPr>
-        <w:t xml:space="preserve"> | University of Maryland Global Campus (UMGC)</w:t>
       </w:r>
     </w:p>
     <w:p>
@@ -313,13 +322,12 @@
           <w:b/>
           <w:sz w:val="18"/>
         </w:rPr>
-        <w:t>Graduate Certificate, Cybersecurity Technology - In Progress</w:t>
+        <w:t>Graduate Certificate, Cybersecurity Technology - In Progress | UMGC</w:t>
       </w:r>
       <w:r>
         <w:rPr>
           <w:sz w:val="18"/>
         </w:rPr>
-        <w:t xml:space="preserve"> | University of Maryland Global Campus (UMGC)</w:t>
       </w:r>
     </w:p>
     <w:p>
